--- a/Meeting Minutes 12 June 26.docx
+++ b/Meeting Minutes 12 June 26.docx
@@ -5,6 +5,11 @@
     <w:p/>
     <w:p>
       <w:r>
+        <w:t>12 June 2026</w:t>
+      </w:r>
+    </w:p>
+    <w:p>
+      <w:r>
         <w:t xml:space="preserve">Ramesh </w:t>
       </w:r>
       <w:proofErr w:type="spellStart"/>
@@ -28,6 +33,9 @@
     <w:p/>
     <w:p>
       <w:r>
+        <w:rPr>
+          <w:noProof/>
+        </w:rPr>
         <w:drawing>
           <wp:anchor distT="0" distB="0" distL="114300" distR="114300" simplePos="0" relativeHeight="251658240" behindDoc="0" locked="0" layoutInCell="1" allowOverlap="1" wp14:anchorId="1DB69F1A" wp14:editId="2D218C67">
             <wp:simplePos x="0" y="0"/>
@@ -92,9 +100,321 @@
         <w:tabs>
           <w:tab w:val="left" w:pos="1493"/>
         </w:tabs>
+        <w:rPr>
+          <w:rFonts w:ascii="Helvetica" w:hAnsi="Helvetica" w:cs="Helvetica"/>
+        </w:rPr>
       </w:pPr>
       <w:r>
-        <w:t>Resident OD matrix will be obtained from survey.</w:t>
+        <w:rPr>
+          <w:rFonts w:ascii="Helvetica" w:hAnsi="Helvetica" w:cs="Helvetica"/>
+        </w:rPr>
+        <w:t xml:space="preserve">He explained the process of computing Tourist O-D matrix in </w:t>
+      </w:r>
+      <w:proofErr w:type="gramStart"/>
+      <w:r>
+        <w:rPr>
+          <w:rFonts w:ascii="Helvetica" w:hAnsi="Helvetica" w:cs="Helvetica"/>
+        </w:rPr>
+        <w:t>an a</w:t>
+      </w:r>
+      <w:proofErr w:type="gramEnd"/>
+      <w:r>
+        <w:rPr>
+          <w:rFonts w:ascii="Helvetica" w:hAnsi="Helvetica" w:cs="Helvetica"/>
+        </w:rPr>
+        <w:t xml:space="preserve"> reverse process.</w:t>
+      </w:r>
+    </w:p>
+    <w:p>
+      <w:pPr>
+        <w:tabs>
+          <w:tab w:val="left" w:pos="1493"/>
+        </w:tabs>
+        <w:rPr>
+          <w:rFonts w:ascii="Helvetica" w:hAnsi="Helvetica"/>
+        </w:rPr>
+      </w:pPr>
+      <w:r>
+        <w:rPr>
+          <w:rFonts w:ascii="Helvetica" w:hAnsi="Helvetica"/>
+        </w:rPr>
+        <w:t>Resident OD matrix will be obtained from survey</w:t>
+      </w:r>
+      <w:r>
+        <w:rPr>
+          <w:rFonts w:ascii="Helvetica" w:hAnsi="Helvetica"/>
+        </w:rPr>
+        <w:t>, already survey is done in Nepal.</w:t>
+      </w:r>
+    </w:p>
+    <w:p>
+      <w:pPr>
+        <w:tabs>
+          <w:tab w:val="left" w:pos="1493"/>
+        </w:tabs>
+        <w:rPr>
+          <w:rFonts w:ascii="Helvetica" w:hAnsi="Helvetica"/>
+        </w:rPr>
+      </w:pPr>
+      <w:r>
+        <w:rPr>
+          <w:rFonts w:ascii="Helvetica" w:hAnsi="Helvetica"/>
+        </w:rPr>
+        <w:t xml:space="preserve">Existing link flow counts will </w:t>
+      </w:r>
+      <w:proofErr w:type="gramStart"/>
+      <w:r>
+        <w:rPr>
+          <w:rFonts w:ascii="Helvetica" w:hAnsi="Helvetica"/>
+        </w:rPr>
+        <w:t>be  obtained</w:t>
+      </w:r>
+      <w:proofErr w:type="gramEnd"/>
+      <w:r>
+        <w:rPr>
+          <w:rFonts w:ascii="Helvetica" w:hAnsi="Helvetica"/>
+        </w:rPr>
+        <w:t xml:space="preserve"> from video </w:t>
+      </w:r>
+      <w:r>
+        <w:rPr>
+          <w:rFonts w:ascii="Helvetica" w:hAnsi="Helvetica"/>
+        </w:rPr>
+        <w:t xml:space="preserve">surveillance/ </w:t>
+      </w:r>
+      <w:r>
+        <w:rPr>
+          <w:rFonts w:ascii="Helvetica" w:hAnsi="Helvetica"/>
+        </w:rPr>
+        <w:t>survey</w:t>
+      </w:r>
+      <w:r>
+        <w:rPr>
+          <w:rFonts w:ascii="Helvetica" w:hAnsi="Helvetica"/>
+        </w:rPr>
+        <w:t>.</w:t>
+      </w:r>
+    </w:p>
+    <w:p>
+      <w:pPr>
+        <w:tabs>
+          <w:tab w:val="left" w:pos="1493"/>
+        </w:tabs>
+        <w:rPr>
+          <w:rFonts w:ascii="Helvetica" w:hAnsi="Helvetica"/>
+        </w:rPr>
+      </w:pPr>
+      <w:r>
+        <w:rPr>
+          <w:rFonts w:ascii="Helvetica" w:hAnsi="Helvetica"/>
+        </w:rPr>
+        <w:t xml:space="preserve">Tourist OD matrix will </w:t>
+      </w:r>
+      <w:proofErr w:type="gramStart"/>
+      <w:r>
+        <w:rPr>
+          <w:rFonts w:ascii="Helvetica" w:hAnsi="Helvetica"/>
+        </w:rPr>
+        <w:t>obtained</w:t>
+      </w:r>
+      <w:proofErr w:type="gramEnd"/>
+      <w:r>
+        <w:rPr>
+          <w:rFonts w:ascii="Helvetica" w:hAnsi="Helvetica"/>
+        </w:rPr>
+        <w:t xml:space="preserve"> from the difference of existing traffic flow minus the resident traffic flow.</w:t>
+      </w:r>
+      <w:r>
+        <w:rPr>
+          <w:rFonts w:ascii="Helvetica" w:hAnsi="Helvetica"/>
+        </w:rPr>
+        <w:t xml:space="preserve"> The resident traffic flow will </w:t>
+      </w:r>
+      <w:proofErr w:type="gramStart"/>
+      <w:r>
+        <w:rPr>
+          <w:rFonts w:ascii="Helvetica" w:hAnsi="Helvetica"/>
+        </w:rPr>
+        <w:t>estimated</w:t>
+      </w:r>
+      <w:proofErr w:type="gramEnd"/>
+      <w:r>
+        <w:rPr>
+          <w:rFonts w:ascii="Helvetica" w:hAnsi="Helvetica"/>
+        </w:rPr>
+        <w:t xml:space="preserve"> from a simulation.</w:t>
+      </w:r>
+    </w:p>
+    <w:p>
+      <w:pPr>
+        <w:tabs>
+          <w:tab w:val="left" w:pos="1493"/>
+        </w:tabs>
+        <w:rPr>
+          <w:rFonts w:ascii="Helvetica" w:hAnsi="Helvetica"/>
+        </w:rPr>
+      </w:pPr>
+      <w:r>
+        <w:rPr>
+          <w:rFonts w:ascii="Helvetica" w:hAnsi="Helvetica"/>
+        </w:rPr>
+        <w:t xml:space="preserve">It will </w:t>
+      </w:r>
+      <w:r>
+        <w:rPr>
+          <w:rFonts w:ascii="Helvetica" w:hAnsi="Helvetica"/>
+        </w:rPr>
+        <w:t>be computed by achieving</w:t>
+      </w:r>
+      <w:r>
+        <w:rPr>
+          <w:rFonts w:ascii="Helvetica" w:hAnsi="Helvetica"/>
+        </w:rPr>
+        <w:t xml:space="preserve"> convergence</w:t>
+      </w:r>
+      <w:r>
+        <w:rPr>
+          <w:rFonts w:ascii="Helvetica" w:hAnsi="Helvetica"/>
+        </w:rPr>
+        <w:t>,</w:t>
+      </w:r>
+      <w:r>
+        <w:rPr>
+          <w:rFonts w:ascii="Helvetica" w:hAnsi="Helvetica"/>
+        </w:rPr>
+        <w:t xml:space="preserve"> starting from assuming a </w:t>
+      </w:r>
+      <w:proofErr w:type="spellStart"/>
+      <w:proofErr w:type="gramStart"/>
+      <w:r>
+        <w:rPr>
+          <w:rFonts w:ascii="Helvetica" w:hAnsi="Helvetica"/>
+        </w:rPr>
+        <w:t>non negative</w:t>
+      </w:r>
+      <w:proofErr w:type="spellEnd"/>
+      <w:proofErr w:type="gramEnd"/>
+      <w:r>
+        <w:rPr>
+          <w:rFonts w:ascii="Helvetica" w:hAnsi="Helvetica"/>
+        </w:rPr>
+        <w:t xml:space="preserve"> value, and convergence through iterations.</w:t>
+      </w:r>
+    </w:p>
+    <w:p>
+      <w:pPr>
+        <w:tabs>
+          <w:tab w:val="left" w:pos="1493"/>
+        </w:tabs>
+        <w:rPr>
+          <w:rFonts w:ascii="Arial" w:hAnsi="Arial" w:cs="Arial"/>
+        </w:rPr>
+      </w:pPr>
+      <w:proofErr w:type="gramStart"/>
+      <w:r>
+        <w:rPr>
+          <w:rFonts w:ascii="Helvetica" w:hAnsi="Helvetica"/>
+        </w:rPr>
+        <w:t>Azis</w:t>
+      </w:r>
+      <w:proofErr w:type="gramEnd"/>
+      <w:r>
+        <w:rPr>
+          <w:rFonts w:ascii="Helvetica" w:hAnsi="Helvetica"/>
+        </w:rPr>
+        <w:t xml:space="preserve"> </w:t>
+      </w:r>
+      <w:proofErr w:type="spellStart"/>
+      <w:r>
+        <w:rPr>
+          <w:rFonts w:ascii="Helvetica" w:hAnsi="Helvetica"/>
+        </w:rPr>
+        <w:t>san</w:t>
+      </w:r>
+      <w:proofErr w:type="spellEnd"/>
+      <w:r>
+        <w:rPr>
+          <w:rFonts w:ascii="Helvetica" w:hAnsi="Helvetica"/>
+        </w:rPr>
+        <w:t xml:space="preserve"> asked to make sure to understand attributes of the resident OD matrix, otherwise the simulation will lead to ambiguous analysis. </w:t>
+      </w:r>
+      <w:r>
+        <w:rPr>
+          <w:rFonts w:ascii="Helvetica" w:hAnsi="Helvetica"/>
+        </w:rPr>
+        <w:br/>
+      </w:r>
+      <w:proofErr w:type="gramStart"/>
+      <w:r>
+        <w:rPr>
+          <w:rFonts w:ascii="Arial" w:hAnsi="Arial" w:cs="Arial"/>
+        </w:rPr>
+        <w:t>Azis</w:t>
+      </w:r>
+      <w:proofErr w:type="gramEnd"/>
+      <w:r>
+        <w:rPr>
+          <w:rFonts w:ascii="Arial" w:hAnsi="Arial" w:cs="Arial"/>
+        </w:rPr>
+        <w:t xml:space="preserve"> </w:t>
+      </w:r>
+      <w:proofErr w:type="spellStart"/>
+      <w:r>
+        <w:rPr>
+          <w:rFonts w:ascii="Arial" w:hAnsi="Arial" w:cs="Arial"/>
+        </w:rPr>
+        <w:t>san</w:t>
+      </w:r>
+      <w:proofErr w:type="spellEnd"/>
+      <w:r>
+        <w:rPr>
+          <w:rFonts w:ascii="Arial" w:hAnsi="Arial" w:cs="Arial"/>
+        </w:rPr>
+        <w:t xml:space="preserve"> also recommended to add some tourism related data to highlight the significance of tourism in Nepal’s economy.</w:t>
+      </w:r>
+    </w:p>
+    <w:p>
+      <w:pPr>
+        <w:tabs>
+          <w:tab w:val="left" w:pos="1493"/>
+        </w:tabs>
+        <w:rPr>
+          <w:rFonts w:ascii="Arial" w:hAnsi="Arial" w:cs="Arial"/>
+        </w:rPr>
+      </w:pPr>
+      <w:proofErr w:type="gramStart"/>
+      <w:r>
+        <w:rPr>
+          <w:rFonts w:ascii="Arial" w:hAnsi="Arial" w:cs="Arial"/>
+        </w:rPr>
+        <w:t>Azis</w:t>
+      </w:r>
+      <w:proofErr w:type="gramEnd"/>
+      <w:r>
+        <w:rPr>
+          <w:rFonts w:ascii="Arial" w:hAnsi="Arial" w:cs="Arial"/>
+        </w:rPr>
+        <w:t xml:space="preserve"> </w:t>
+      </w:r>
+      <w:proofErr w:type="spellStart"/>
+      <w:r>
+        <w:rPr>
+          <w:rFonts w:ascii="Arial" w:hAnsi="Arial" w:cs="Arial"/>
+        </w:rPr>
+        <w:t>san</w:t>
+      </w:r>
+      <w:proofErr w:type="spellEnd"/>
+      <w:r>
+        <w:rPr>
+          <w:rFonts w:ascii="Arial" w:hAnsi="Arial" w:cs="Arial"/>
+        </w:rPr>
+        <w:t xml:space="preserve"> also recommended to include the </w:t>
+      </w:r>
+      <w:r>
+        <w:rPr>
+          <w:rFonts w:ascii="Arial" w:hAnsi="Arial" w:cs="Arial"/>
+        </w:rPr>
+        <w:t>significance of developing the inverse O-D matrix for tourist demand</w:t>
       </w:r>
     </w:p>
     <w:p>
@@ -104,15 +424,7 @@
         </w:tabs>
       </w:pPr>
       <w:r>
-        <w:t xml:space="preserve">Existing link flow counts will </w:t>
-      </w:r>
-      <w:proofErr w:type="gramStart"/>
-      <w:r>
-        <w:t>be  obtained</w:t>
-      </w:r>
-      <w:proofErr w:type="gramEnd"/>
-      <w:r>
-        <w:t xml:space="preserve"> from video survey</w:t>
+        <w:t xml:space="preserve">. </w:t>
       </w:r>
     </w:p>
     <w:p>
@@ -121,17 +433,6 @@
           <w:tab w:val="left" w:pos="1493"/>
         </w:tabs>
       </w:pPr>
-      <w:r>
-        <w:t xml:space="preserve">Tourist OD matrix will </w:t>
-      </w:r>
-      <w:proofErr w:type="gramStart"/>
-      <w:r>
-        <w:t>obtained</w:t>
-      </w:r>
-      <w:proofErr w:type="gramEnd"/>
-      <w:r>
-        <w:t xml:space="preserve"> from the difference of existing traffic flow minus the resident traffic flow.</w:t>
-      </w:r>
     </w:p>
     <w:p>
       <w:pPr>
@@ -139,26 +440,90 @@
           <w:tab w:val="left" w:pos="1493"/>
         </w:tabs>
       </w:pPr>
-      <w:r>
-        <w:t xml:space="preserve">It will </w:t>
-      </w:r>
+    </w:p>
+    <w:p>
+      <w:pPr>
+        <w:tabs>
+          <w:tab w:val="left" w:pos="1493"/>
+        </w:tabs>
+      </w:pPr>
+      <w:r>
+        <w:t xml:space="preserve">Kevin </w:t>
+      </w:r>
+      <w:proofErr w:type="spellStart"/>
+      <w:r>
+        <w:t>san</w:t>
+      </w:r>
+      <w:proofErr w:type="spellEnd"/>
+      <w:r>
+        <w:t>:</w:t>
+      </w:r>
+      <w:r>
+        <w:br/>
+      </w:r>
+      <w:r>
+        <w:t>explained what data will be required, how he can acquire those</w:t>
+      </w:r>
+      <w:r>
+        <w:t>.</w:t>
+      </w:r>
+    </w:p>
+    <w:p>
+      <w:pPr>
+        <w:tabs>
+          <w:tab w:val="left" w:pos="1493"/>
+        </w:tabs>
+        <w:rPr>
+          <w:color w:val="EE0000"/>
+        </w:rPr>
+      </w:pPr>
       <w:proofErr w:type="gramStart"/>
       <w:r>
-        <w:t>done</w:t>
+        <w:t>Azis</w:t>
       </w:r>
       <w:proofErr w:type="gramEnd"/>
       <w:r>
-        <w:t xml:space="preserve"> by convergence starting from assuming a </w:t>
+        <w:t xml:space="preserve"> </w:t>
       </w:r>
       <w:proofErr w:type="spellStart"/>
-      <w:proofErr w:type="gramStart"/>
-      <w:r>
-        <w:t>non negative</w:t>
+      <w:r>
+        <w:t>san</w:t>
       </w:r>
       <w:proofErr w:type="spellEnd"/>
-      <w:proofErr w:type="gramEnd"/>
-      <w:r>
-        <w:t xml:space="preserve"> value, and convergence through iterations.</w:t>
+      <w:r>
+        <w:t xml:space="preserve"> explained the bike mode choice related issues </w:t>
+      </w:r>
+      <w:r>
+        <w:rPr>
+          <w:color w:val="EE0000"/>
+        </w:rPr>
+        <w:t>(that I did not understand</w:t>
+      </w:r>
+      <w:r>
+        <w:rPr>
+          <w:color w:val="EE0000"/>
+        </w:rPr>
+        <w:t xml:space="preserve">, Kevon </w:t>
+      </w:r>
+      <w:proofErr w:type="spellStart"/>
+      <w:r>
+        <w:rPr>
+          <w:color w:val="EE0000"/>
+        </w:rPr>
+        <w:t>san</w:t>
+      </w:r>
+      <w:proofErr w:type="spellEnd"/>
+      <w:r>
+        <w:rPr>
+          <w:color w:val="EE0000"/>
+        </w:rPr>
+        <w:t xml:space="preserve"> please add this part</w:t>
+      </w:r>
+      <w:r>
+        <w:rPr>
+          <w:color w:val="EE0000"/>
+        </w:rPr>
+        <w:t>)</w:t>
       </w:r>
     </w:p>
     <w:p>
@@ -181,26 +546,26 @@
       </w:r>
       <w:proofErr w:type="spellEnd"/>
       <w:r>
-        <w:t xml:space="preserve"> asked to make sure to understand attributes of the resident OD matrix, otherwise the simulation will lead to ambiguous analysis. </w:t>
-      </w:r>
-      <w:r>
-        <w:br/>
-      </w:r>
+        <w:t xml:space="preserve"> commented to include an explanation or justification to </w:t>
+      </w:r>
+      <w:r>
+        <w:t>analyse</w:t>
+      </w:r>
+      <w:r>
+        <w:t xml:space="preserve"> only the mode shift from Private cars to </w:t>
+      </w:r>
+      <w:proofErr w:type="spellStart"/>
       <w:proofErr w:type="gramStart"/>
       <w:r>
-        <w:t>Azis</w:t>
+        <w:t>bi</w:t>
+      </w:r>
+      <w:proofErr w:type="spellEnd"/>
+      <w:r>
+        <w:t xml:space="preserve"> cycle</w:t>
       </w:r>
       <w:proofErr w:type="gramEnd"/>
       <w:r>
-        <w:t xml:space="preserve"> </w:t>
-      </w:r>
-      <w:proofErr w:type="spellStart"/>
-      <w:r>
-        <w:t>san</w:t>
-      </w:r>
-      <w:proofErr w:type="spellEnd"/>
-      <w:r>
-        <w:t xml:space="preserve"> also recommended to add some tourism related data to highlight the significance of tourism in Nepal’s economy.</w:t>
+        <w:t>.</w:t>
       </w:r>
     </w:p>
     <w:p>
@@ -223,10 +588,13 @@
       </w:r>
       <w:proofErr w:type="spellEnd"/>
       <w:r>
-        <w:t xml:space="preserve"> also recommended to include the </w:t>
-      </w:r>
-      <w:r>
-        <w:t xml:space="preserve">significance of developing the inverse O-D matrix for tourist demand. </w:t>
+        <w:t xml:space="preserve"> also recommended to include the followings:</w:t>
+      </w:r>
+      <w:r>
+        <w:br/>
+      </w:r>
+      <w:r>
+        <w:t>What is the academic contribution of this research?</w:t>
       </w:r>
     </w:p>
     <w:p>
@@ -236,21 +604,10 @@
         </w:tabs>
       </w:pPr>
       <w:r>
-        <w:t xml:space="preserve">Kevin </w:t>
-      </w:r>
-      <w:proofErr w:type="spellStart"/>
-      <w:r>
-        <w:t>san</w:t>
-      </w:r>
-      <w:proofErr w:type="spellEnd"/>
-      <w:r>
-        <w:t>:</w:t>
-      </w:r>
-      <w:r>
-        <w:br/>
-      </w:r>
-      <w:r>
-        <w:t>explained what data will be required, how he can acquire those</w:t>
+        <w:t>Why 3D- MFD approach is suitable for your research?</w:t>
+      </w:r>
+      <w:r>
+        <w:t xml:space="preserve"> </w:t>
       </w:r>
     </w:p>
     <w:p>
@@ -259,21 +616,8 @@
           <w:tab w:val="left" w:pos="1493"/>
         </w:tabs>
       </w:pPr>
-      <w:proofErr w:type="gramStart"/>
-      <w:r>
-        <w:t>Azis</w:t>
-      </w:r>
-      <w:proofErr w:type="gramEnd"/>
-      <w:r>
-        <w:t xml:space="preserve"> </w:t>
-      </w:r>
-      <w:proofErr w:type="spellStart"/>
-      <w:r>
-        <w:t>san</w:t>
-      </w:r>
-      <w:proofErr w:type="spellEnd"/>
-      <w:r>
-        <w:t xml:space="preserve"> explained the bike mode choice related issues (that I did not understand)</w:t>
+      <w:r>
+        <w:t>What is multi modal production?</w:t>
       </w:r>
     </w:p>
     <w:p>
@@ -282,43 +626,8 @@
           <w:tab w:val="left" w:pos="1493"/>
         </w:tabs>
       </w:pPr>
-      <w:proofErr w:type="gramStart"/>
-      <w:r>
-        <w:lastRenderedPageBreak/>
-        <w:t>Azis</w:t>
-      </w:r>
-      <w:proofErr w:type="gramEnd"/>
-      <w:r>
-        <w:t xml:space="preserve"> </w:t>
-      </w:r>
-      <w:proofErr w:type="spellStart"/>
-      <w:r>
-        <w:t>san</w:t>
-      </w:r>
-      <w:proofErr w:type="spellEnd"/>
-      <w:r>
-        <w:t xml:space="preserve"> commented to include an explanation or justifications to </w:t>
-      </w:r>
-      <w:proofErr w:type="spellStart"/>
-      <w:r>
-        <w:t>analyze</w:t>
-      </w:r>
-      <w:proofErr w:type="spellEnd"/>
-      <w:r>
-        <w:t xml:space="preserve"> only the mode shift from Private cars to </w:t>
-      </w:r>
-      <w:proofErr w:type="spellStart"/>
-      <w:proofErr w:type="gramStart"/>
-      <w:r>
-        <w:t>bi</w:t>
-      </w:r>
-      <w:proofErr w:type="spellEnd"/>
-      <w:r>
-        <w:t xml:space="preserve"> cycle</w:t>
-      </w:r>
-      <w:proofErr w:type="gramEnd"/>
-      <w:r>
-        <w:t>.</w:t>
+      <w:r>
+        <w:t>Tanveer</w:t>
       </w:r>
     </w:p>
     <w:p>
@@ -328,7 +637,87 @@
         </w:tabs>
       </w:pPr>
       <w:r>
-        <w:t>What is the academic contribution of this research?</w:t>
+        <w:rPr>
+          <w:noProof/>
+        </w:rPr>
+        <w:drawing>
+          <wp:anchor distT="0" distB="0" distL="114300" distR="114300" simplePos="0" relativeHeight="251659264" behindDoc="0" locked="0" layoutInCell="1" allowOverlap="1" wp14:anchorId="3F9718B3" wp14:editId="6183A156">
+            <wp:simplePos x="0" y="0"/>
+            <wp:positionH relativeFrom="column">
+              <wp:posOffset>203200</wp:posOffset>
+            </wp:positionH>
+            <wp:positionV relativeFrom="paragraph">
+              <wp:posOffset>1188720</wp:posOffset>
+            </wp:positionV>
+            <wp:extent cx="4470400" cy="2235200"/>
+            <wp:effectExtent l="0" t="0" r="6350" b="0"/>
+            <wp:wrapTopAndBottom/>
+            <wp:docPr id="39176113" name="Picture 1"/>
+            <wp:cNvGraphicFramePr>
+              <a:graphicFrameLocks xmlns:a="http://schemas.openxmlformats.org/drawingml/2006/main" noChangeAspect="1"/>
+            </wp:cNvGraphicFramePr>
+            <a:graphic xmlns:a="http://schemas.openxmlformats.org/drawingml/2006/main">
+              <a:graphicData uri="http://schemas.openxmlformats.org/drawingml/2006/picture">
+                <pic:pic xmlns:pic="http://schemas.openxmlformats.org/drawingml/2006/picture">
+                  <pic:nvPicPr>
+                    <pic:cNvPr id="39176113" name="Picture 39176113"/>
+                    <pic:cNvPicPr/>
+                  </pic:nvPicPr>
+                  <pic:blipFill>
+                    <a:blip r:embed="rId5">
+                      <a:extLst>
+                        <a:ext uri="{28A0092B-C50C-407E-A947-70E740481C1C}">
+                          <a14:useLocalDpi xmlns:a14="http://schemas.microsoft.com/office/drawing/2010/main" val="0"/>
+                        </a:ext>
+                      </a:extLst>
+                    </a:blip>
+                    <a:stretch>
+                      <a:fillRect/>
+                    </a:stretch>
+                  </pic:blipFill>
+                  <pic:spPr>
+                    <a:xfrm>
+                      <a:off x="0" y="0"/>
+                      <a:ext cx="4470400" cy="2235200"/>
+                    </a:xfrm>
+                    <a:prstGeom prst="rect">
+                      <a:avLst/>
+                    </a:prstGeom>
+                  </pic:spPr>
+                </pic:pic>
+              </a:graphicData>
+            </a:graphic>
+            <wp14:sizeRelH relativeFrom="page">
+              <wp14:pctWidth>0</wp14:pctWidth>
+            </wp14:sizeRelH>
+            <wp14:sizeRelV relativeFrom="page">
+              <wp14:pctHeight>0</wp14:pctHeight>
+            </wp14:sizeRelV>
+          </wp:anchor>
+        </w:drawing>
+      </w:r>
+      <w:r>
+        <w:t xml:space="preserve">He informed that he has been able to set up his computer to connect to the lab server with extensive cooperation from </w:t>
+      </w:r>
+      <w:proofErr w:type="spellStart"/>
+      <w:r>
+        <w:t>Azawan</w:t>
+      </w:r>
+      <w:proofErr w:type="spellEnd"/>
+      <w:r>
+        <w:t xml:space="preserve"> </w:t>
+      </w:r>
+      <w:proofErr w:type="spellStart"/>
+      <w:r>
+        <w:t>san</w:t>
+      </w:r>
+      <w:proofErr w:type="spellEnd"/>
+      <w:r>
+        <w:t>. Now, he can perform the video analysis within significantly reduced run, specially with access to GPU-the performance is nearly 15 times faster.</w:t>
+      </w:r>
+      <w:r>
+        <w:br/>
+        <w:t>He presented two diagrams developed after computing TTC from the video analysis.</w:t>
       </w:r>
     </w:p>
     <w:p>
@@ -338,10 +727,65 @@
         </w:tabs>
       </w:pPr>
       <w:r>
-        <w:t>Why 3D- MFD approach is suitable for your research?</w:t>
-      </w:r>
-      <w:r>
-        <w:t xml:space="preserve"> </w:t>
+        <w:rPr>
+          <w:noProof/>
+        </w:rPr>
+        <w:lastRenderedPageBreak/>
+        <w:drawing>
+          <wp:anchor distT="0" distB="0" distL="114300" distR="114300" simplePos="0" relativeHeight="251660288" behindDoc="0" locked="0" layoutInCell="1" allowOverlap="1" wp14:anchorId="08C3B8EE" wp14:editId="666FFEC3">
+            <wp:simplePos x="0" y="0"/>
+            <wp:positionH relativeFrom="column">
+              <wp:posOffset>452755</wp:posOffset>
+            </wp:positionH>
+            <wp:positionV relativeFrom="paragraph">
+              <wp:posOffset>2879725</wp:posOffset>
+            </wp:positionV>
+            <wp:extent cx="4347210" cy="2172970"/>
+            <wp:effectExtent l="0" t="0" r="0" b="0"/>
+            <wp:wrapTopAndBottom/>
+            <wp:docPr id="968291084" name="Picture 2"/>
+            <wp:cNvGraphicFramePr>
+              <a:graphicFrameLocks xmlns:a="http://schemas.openxmlformats.org/drawingml/2006/main" noChangeAspect="1"/>
+            </wp:cNvGraphicFramePr>
+            <a:graphic xmlns:a="http://schemas.openxmlformats.org/drawingml/2006/main">
+              <a:graphicData uri="http://schemas.openxmlformats.org/drawingml/2006/picture">
+                <pic:pic xmlns:pic="http://schemas.openxmlformats.org/drawingml/2006/picture">
+                  <pic:nvPicPr>
+                    <pic:cNvPr id="968291084" name="Picture 968291084"/>
+                    <pic:cNvPicPr/>
+                  </pic:nvPicPr>
+                  <pic:blipFill>
+                    <a:blip r:embed="rId6" cstate="print">
+                      <a:extLst>
+                        <a:ext uri="{28A0092B-C50C-407E-A947-70E740481C1C}">
+                          <a14:useLocalDpi xmlns:a14="http://schemas.microsoft.com/office/drawing/2010/main" val="0"/>
+                        </a:ext>
+                      </a:extLst>
+                    </a:blip>
+                    <a:stretch>
+                      <a:fillRect/>
+                    </a:stretch>
+                  </pic:blipFill>
+                  <pic:spPr>
+                    <a:xfrm>
+                      <a:off x="0" y="0"/>
+                      <a:ext cx="4347210" cy="2172970"/>
+                    </a:xfrm>
+                    <a:prstGeom prst="rect">
+                      <a:avLst/>
+                    </a:prstGeom>
+                  </pic:spPr>
+                </pic:pic>
+              </a:graphicData>
+            </a:graphic>
+            <wp14:sizeRelH relativeFrom="page">
+              <wp14:pctWidth>0</wp14:pctWidth>
+            </wp14:sizeRelH>
+            <wp14:sizeRelV relativeFrom="page">
+              <wp14:pctHeight>0</wp14:pctHeight>
+            </wp14:sizeRelV>
+          </wp:anchor>
+        </w:drawing>
       </w:r>
     </w:p>
     <w:p>
@@ -351,15 +795,36 @@
         </w:tabs>
       </w:pPr>
       <w:r>
-        <w:t>What is multi modal production?</w:t>
-      </w:r>
-    </w:p>
-    <w:p>
-      <w:pPr>
-        <w:tabs>
-          <w:tab w:val="left" w:pos="1493"/>
-        </w:tabs>
-      </w:pPr>
+        <w:t xml:space="preserve">Kevin </w:t>
+      </w:r>
+      <w:proofErr w:type="spellStart"/>
+      <w:r>
+        <w:t>san</w:t>
+      </w:r>
+      <w:proofErr w:type="spellEnd"/>
+      <w:r>
+        <w:t xml:space="preserve"> proposed to </w:t>
+      </w:r>
+      <w:r>
+        <w:t>develop</w:t>
+      </w:r>
+      <w:r>
+        <w:t xml:space="preserve"> a similar diagram with respect to average velocity which seems to be an intriguing aspect of the analysis. </w:t>
+      </w:r>
+      <w:r>
+        <w:t xml:space="preserve">Tanveer </w:t>
+      </w:r>
+      <w:proofErr w:type="spellStart"/>
+      <w:r>
+        <w:t>san</w:t>
+      </w:r>
+      <w:proofErr w:type="spellEnd"/>
+      <w:r>
+        <w:t xml:space="preserve"> informed the group that he will try to explore this option in next week</w:t>
+      </w:r>
+      <w:r>
+        <w:t>.</w:t>
+      </w:r>
     </w:p>
     <w:sectPr>
       <w:pgSz w:w="11906" w:h="16838"/>
